--- a/Project Documents/Olawole-A-O-Project-Report.docx
+++ b/Project Documents/Olawole-A-O-Project-Report.docx
@@ -450,7 +450,7 @@
             <w:noProof/>
             <w:webHidden/>
           </w:rPr>
-          <w:t>2</w:t>
+          <w:t>3</w:t>
         </w:r>
         <w:r>
           <w:rPr>
@@ -521,7 +521,7 @@
             <w:noProof/>
             <w:webHidden/>
           </w:rPr>
-          <w:t>2</w:t>
+          <w:t>3</w:t>
         </w:r>
         <w:r>
           <w:rPr>
@@ -592,7 +592,7 @@
             <w:noProof/>
             <w:webHidden/>
           </w:rPr>
-          <w:t>2</w:t>
+          <w:t>3</w:t>
         </w:r>
         <w:r>
           <w:rPr>
@@ -663,7 +663,7 @@
             <w:noProof/>
             <w:webHidden/>
           </w:rPr>
-          <w:t>2</w:t>
+          <w:t>4</w:t>
         </w:r>
         <w:r>
           <w:rPr>
@@ -734,7 +734,7 @@
             <w:noProof/>
             <w:webHidden/>
           </w:rPr>
-          <w:t>3</w:t>
+          <w:t>5</w:t>
         </w:r>
         <w:r>
           <w:rPr>
@@ -805,7 +805,7 @@
             <w:noProof/>
             <w:webHidden/>
           </w:rPr>
-          <w:t>3</w:t>
+          <w:t>8</w:t>
         </w:r>
         <w:r>
           <w:rPr>
@@ -835,21 +835,7 @@
             <w:rStyle w:val="Hyperlink"/>
             <w:noProof/>
           </w:rPr>
-          <w:t>Refere</w:t>
-        </w:r>
-        <w:r>
-          <w:rPr>
-            <w:rStyle w:val="Hyperlink"/>
-            <w:noProof/>
-          </w:rPr>
-          <w:t>n</w:t>
-        </w:r>
-        <w:r>
-          <w:rPr>
-            <w:rStyle w:val="Hyperlink"/>
-            <w:noProof/>
-          </w:rPr>
-          <w:t>ces</w:t>
+          <w:t>References</w:t>
         </w:r>
         <w:r>
           <w:rPr>
@@ -890,7 +876,7 @@
             <w:noProof/>
             <w:webHidden/>
           </w:rPr>
-          <w:t>4</w:t>
+          <w:t>8</w:t>
         </w:r>
         <w:r>
           <w:rPr>
@@ -961,7 +947,7 @@
             <w:noProof/>
             <w:webHidden/>
           </w:rPr>
-          <w:t>4</w:t>
+          <w:t>8</w:t>
         </w:r>
         <w:r>
           <w:rPr>
@@ -1026,10 +1012,7 @@
     </w:p>
     <w:p>
       <w:r>
-        <w:t>Georgi Gerganov</w:t>
-      </w:r>
-      <w:r>
-        <w:t>, llama.cpp creator</w:t>
+        <w:t>Georgi Gerganov, llama.cpp creator</w:t>
       </w:r>
     </w:p>
     <w:p>
@@ -1075,10 +1058,7 @@
         <w:t>In gaming, LLMs generate dynamic narratives, dialogues, and character interactions. This enhances the gaming experience by creating more immersive and responsive game worlds</w:t>
       </w:r>
       <w:r>
-        <w:t xml:space="preserve"> </w:t>
-      </w:r>
-      <w:r>
-        <w:t>(</w:t>
+        <w:t xml:space="preserve"> (</w:t>
       </w:r>
       <w:proofErr w:type="spellStart"/>
       <w:r>
@@ -1519,13 +1499,7 @@
         <w:pStyle w:val="ReportGuidelines"/>
       </w:pPr>
       <w:r>
-        <w:t xml:space="preserve">You </w:t>
-      </w:r>
-      <w:r>
-        <w:t xml:space="preserve">tend to </w:t>
-      </w:r>
-      <w:r>
-        <w:t xml:space="preserve">see this sort of technology in the greater software world all the </w:t>
+        <w:t xml:space="preserve">You tend to see this sort of technology in the greater software world all the </w:t>
       </w:r>
       <w:proofErr w:type="gramStart"/>
       <w:r>
@@ -1560,37 +1534,7 @@
       </w:r>
       <w:proofErr w:type="spellEnd"/>
       <w:r>
-        <w:t xml:space="preserve">, a puzzle game where the player plays as a girl in a maze of truth and lies. He was very clever here to use the model here as a gate. The user </w:t>
-      </w:r>
-      <w:r>
-        <w:t>encounter</w:t>
-      </w:r>
-      <w:r>
-        <w:t>s</w:t>
-      </w:r>
-      <w:r>
-        <w:t xml:space="preserve"> doors throughout the labyrinth (with AI for brains), each of which has a profession, and either a preference for lying, or honesty</w:t>
-      </w:r>
-      <w:r>
-        <w:t>. They</w:t>
-      </w:r>
-      <w:r>
-        <w:t xml:space="preserve"> ask the </w:t>
-      </w:r>
-      <w:r>
-        <w:t xml:space="preserve">AI </w:t>
-      </w:r>
-      <w:r>
-        <w:t xml:space="preserve">door any question </w:t>
-      </w:r>
-      <w:r>
-        <w:t>they</w:t>
-      </w:r>
-      <w:r>
-        <w:t xml:space="preserve"> type, and it will answer.</w:t>
-      </w:r>
-      <w:r>
-        <w:t xml:space="preserve"> You get it right, you move on. You fail, game over (GitHub, 2024). He achieved this by cloning down the llama.cpp repo and piping the backend into his frontend directly using a Mistral 7b instruct model. I was relatively confident that integrating this was possible prior to witnessing this project discovering it was </w:t>
+        <w:t xml:space="preserve">, a puzzle game where the player plays as a girl in a maze of truth and lies. He was very clever here to use the model here as a gate. The user encounters doors throughout the labyrinth (with AI for brains), each of which has a profession, and either a preference for lying, or honesty. They ask the AI door any question they type, and it will answer. You get it right, you move on. You fail, game over (GitHub, 2024). He achieved this by cloning down the llama.cpp repo and piping the backend into his frontend directly using a Mistral 7b instruct model. I was relatively confident that integrating this was possible prior to witnessing this project discovering it was </w:t>
       </w:r>
       <w:proofErr w:type="gramStart"/>
       <w:r>
@@ -2442,10 +2386,7 @@
     </w:p>
     <w:p>
       <w:r>
-        <w:t>The first major milestone was getting the Wrapper builds with no errors. This was achieved on the 3rd of April 2026</w:t>
-      </w:r>
-      <w:r>
-        <w:t xml:space="preserve">. It took days of parsing through </w:t>
+        <w:t xml:space="preserve">The first major milestone was getting the Wrapper builds with no errors. This was achieved on the 3rd of April 2026. It took days of parsing through </w:t>
       </w:r>
       <w:proofErr w:type="spellStart"/>
       <w:r>
@@ -2513,11 +2454,9 @@
       <w:r>
         <w:t xml:space="preserve">The final major milestone was getting the LLM Dialogue system working. Configuring the prompt with the meta data of the NPC’s and seeing the NPCs response based off that </w:t>
       </w:r>
-      <w:proofErr w:type="gramStart"/>
-      <w:r>
-        <w:t>definitely proved</w:t>
-      </w:r>
-      <w:proofErr w:type="gramEnd"/>
+      <w:r>
+        <w:t>proved</w:t>
+      </w:r>
       <w:r>
         <w:t xml:space="preserve"> that there was promise in utilizing this technology in a positive way</w:t>
       </w:r>
@@ -2534,11 +2473,9 @@
       <w:r>
         <w:t xml:space="preserve"> and a mini boss and boss system for the </w:t>
       </w:r>
-      <w:proofErr w:type="gramStart"/>
-      <w:r>
-        <w:t>enemies</w:t>
-      </w:r>
-      <w:proofErr w:type="gramEnd"/>
+      <w:r>
+        <w:t>enemies,</w:t>
+      </w:r>
       <w:r>
         <w:t xml:space="preserve"> but these were necessary cuts to ensure the core parts of my project were completed in time.</w:t>
       </w:r>
@@ -2636,11 +2573,6 @@
     </w:p>
     <w:p>
       <w:r>
-        <w:t>What went right? What went wrong? What (if anything) is still outstanding/missing (i.e., still left to do)?  If starting again, how would you approach this project differently? What advice would you have for someone attempting a similar project in the future? Were your technology choices the right or wrong ones? If you chose the wrong technology, provide justifications for why you think this. What were the implications of your technology choices?</w:t>
-      </w:r>
-    </w:p>
-    <w:p>
-      <w:r>
         <w:t>This project has been a huge lesson in proper time management but also a victory in perseverance. Pushing in the hardest of moments to cross the finish line. One of the things I did right was the extensive research I did into this technology at the beginning before touching a single bit of code as this is what saved me time when it came to moving straight to the prototyping phase of building the wrapper and integrating it.</w:t>
       </w:r>
     </w:p>
@@ -2659,7 +2591,6 @@
     </w:p>
     <w:p>
       <w:r>
-        <w:lastRenderedPageBreak/>
         <w:t xml:space="preserve">One of the things that </w:t>
       </w:r>
       <w:r>
@@ -2681,6 +2612,7 @@
           <w:sz w:val="24"/>
           <w:szCs w:val="24"/>
         </w:rPr>
+        <w:lastRenderedPageBreak/>
         <w:t>Conclusions</w:t>
       </w:r>
       <w:bookmarkEnd w:id="5"/>
@@ -2804,7 +2736,7 @@
         </w:rPr>
         <w:t xml:space="preserve"> (2025). Available at: </w:t>
       </w:r>
-      <w:hyperlink r:id="rId12" w:history="1">
+      <w:hyperlink r:id="rId12" w:anchor="4-entertainment" w:history="1">
         <w:r>
           <w:rPr>
             <w:rStyle w:val="Hyperlink"/>
@@ -2932,38 +2864,27 @@
         </w:r>
       </w:hyperlink>
       <w:r>
+        <w:t xml:space="preserve"> (Accessed April, 2026)</w:t>
+      </w:r>
+    </w:p>
+    <w:p>
+      <w:r>
+        <w:t xml:space="preserve">Large Language Model: A Guide </w:t>
+      </w:r>
+      <w:proofErr w:type="gramStart"/>
+      <w:r>
+        <w:t>To</w:t>
+      </w:r>
+      <w:proofErr w:type="gramEnd"/>
+      <w:r>
         <w:t xml:space="preserve"> </w:t>
       </w:r>
-      <w:r>
-        <w:t xml:space="preserve">(Accessed </w:t>
-      </w:r>
       <w:proofErr w:type="gramStart"/>
       <w:r>
-        <w:t>April,</w:t>
+        <w:t>The</w:t>
       </w:r>
       <w:proofErr w:type="gramEnd"/>
       <w:r>
-        <w:t xml:space="preserve"> 2026)</w:t>
-      </w:r>
-    </w:p>
-    <w:p>
-      <w:r>
-        <w:t xml:space="preserve">Large Language Model: A Guide </w:t>
-      </w:r>
-      <w:proofErr w:type="gramStart"/>
-      <w:r>
-        <w:t>To</w:t>
-      </w:r>
-      <w:proofErr w:type="gramEnd"/>
-      <w:r>
-        <w:t xml:space="preserve"> </w:t>
-      </w:r>
-      <w:proofErr w:type="gramStart"/>
-      <w:r>
-        <w:t>The</w:t>
-      </w:r>
-      <w:proofErr w:type="gramEnd"/>
-      <w:r>
         <w:t xml:space="preserve"> Question ‘What Is An LLM”</w:t>
       </w:r>
       <w:r>
@@ -2977,26 +2898,11 @@
           <w:rPr>
             <w:rStyle w:val="Hyperlink"/>
           </w:rPr>
-          <w:t>https://www.eweek.com/artificial-intelligence/large-langua</w:t>
-        </w:r>
-        <w:r>
-          <w:rPr>
-            <w:rStyle w:val="Hyperlink"/>
-          </w:rPr>
-          <w:t>g</w:t>
-        </w:r>
-        <w:r>
-          <w:rPr>
-            <w:rStyle w:val="Hyperlink"/>
-          </w:rPr>
-          <w:t>e-model/</w:t>
+          <w:t>https://www.eweek.com/artificial-intelligence/large-language-model/</w:t>
         </w:r>
       </w:hyperlink>
       <w:r>
-        <w:t xml:space="preserve"> </w:t>
-      </w:r>
-      <w:r>
-        <w:t xml:space="preserve">(Accessed </w:t>
+        <w:t xml:space="preserve"> (Accessed </w:t>
       </w:r>
       <w:proofErr w:type="gramStart"/>
       <w:r>
@@ -3077,7 +2983,6 @@
           <w:sz w:val="24"/>
           <w:szCs w:val="24"/>
         </w:rPr>
-        <w:lastRenderedPageBreak/>
         <w:t>Appendices</w:t>
       </w:r>
       <w:bookmarkEnd w:id="7"/>
@@ -5716,6 +5621,7 @@
   <w:style w:type="character" w:default="1" w:styleId="DefaultParagraphFont">
     <w:name w:val="Default Paragraph Font"/>
     <w:uiPriority w:val="1"/>
+    <w:semiHidden/>
     <w:unhideWhenUsed/>
   </w:style>
   <w:style w:type="table" w:default="1" w:styleId="TableNormal">
@@ -6338,16 +6244,6 @@
 </file>
 
 <file path=customXml/item1.xml><?xml version="1.0" encoding="utf-8"?>
-<p:properties xmlns:p="http://schemas.microsoft.com/office/2006/metadata/properties" xmlns:xsi="http://www.w3.org/2001/XMLSchema-instance" xmlns:pc="http://schemas.microsoft.com/office/infopath/2007/PartnerControls">
-  <documentManagement/>
-</p:properties>
-</file>
-
-<file path=customXml/item2.xml><?xml version="1.0" encoding="utf-8"?>
-<b:Sources xmlns:b="http://schemas.openxmlformats.org/officeDocument/2006/bibliography" xmlns="http://schemas.openxmlformats.org/officeDocument/2006/bibliography" SelectedStyle="\APASixthEditionOfficeOnline.xsl" StyleName="APA" Version="6"/>
-</file>
-
-<file path=customXml/item3.xml><?xml version="1.0" encoding="utf-8"?>
 <ct:contentTypeSchema xmlns:ct="http://schemas.microsoft.com/office/2006/metadata/contentType" xmlns:ma="http://schemas.microsoft.com/office/2006/metadata/properties/metaAttributes" ct:_="" ma:_="" ma:contentTypeName="Document" ma:contentTypeID="0x010100B4B3963D136B89489C303B1F134CDEFE" ma:contentTypeVersion="2" ma:contentTypeDescription="Create a new document." ma:contentTypeScope="" ma:versionID="308c9ae795ee33ed826f6ffffe232275">
   <xsd:schema xmlns:xsd="http://www.w3.org/2001/XMLSchema" xmlns:xs="http://www.w3.org/2001/XMLSchema" xmlns:p="http://schemas.microsoft.com/office/2006/metadata/properties" xmlns:ns2="3d09ae41-e7b8-4678-82ce-f613907bc86b" targetNamespace="http://schemas.microsoft.com/office/2006/metadata/properties" ma:root="true" ma:fieldsID="ae9e1e531943a4b87ea1040b939bb65d" ns2:_="">
     <xsd:import namespace="3d09ae41-e7b8-4678-82ce-f613907bc86b"/>
@@ -6479,7 +6375,7 @@
 </ct:contentTypeSchema>
 </file>
 
-<file path=customXml/item4.xml><?xml version="1.0" encoding="utf-8"?>
+<file path=customXml/item2.xml><?xml version="1.0" encoding="utf-8"?>
 <?mso-contentType ?>
 <FormTemplates xmlns="http://schemas.microsoft.com/sharepoint/v3/contenttype/forms">
   <Display>DocumentLibraryForm</Display>
@@ -6488,24 +6384,17 @@
 </FormTemplates>
 </file>
 
-<file path=customXml/itemProps1.xml><?xml version="1.0" encoding="utf-8"?>
-<ds:datastoreItem xmlns:ds="http://schemas.openxmlformats.org/officeDocument/2006/customXml" ds:itemID="{B81975BD-F3A5-4B76-88D3-92416F194EA7}">
-  <ds:schemaRefs>
-    <ds:schemaRef ds:uri="http://schemas.microsoft.com/office/2006/metadata/properties"/>
-    <ds:schemaRef ds:uri="http://schemas.microsoft.com/office/infopath/2007/PartnerControls"/>
-  </ds:schemaRefs>
-</ds:datastoreItem>
+<file path=customXml/item3.xml><?xml version="1.0" encoding="utf-8"?>
+<p:properties xmlns:p="http://schemas.microsoft.com/office/2006/metadata/properties" xmlns:xsi="http://www.w3.org/2001/XMLSchema-instance" xmlns:pc="http://schemas.microsoft.com/office/infopath/2007/PartnerControls">
+  <documentManagement/>
+</p:properties>
 </file>
 
-<file path=customXml/itemProps2.xml><?xml version="1.0" encoding="utf-8"?>
-<ds:datastoreItem xmlns:ds="http://schemas.openxmlformats.org/officeDocument/2006/customXml" ds:itemID="{2CDFF8FE-BF0C-42DA-AA01-C71B0B153D14}">
-  <ds:schemaRefs>
-    <ds:schemaRef ds:uri="http://schemas.openxmlformats.org/officeDocument/2006/bibliography"/>
-  </ds:schemaRefs>
-</ds:datastoreItem>
+<file path=customXml/item4.xml><?xml version="1.0" encoding="utf-8"?>
+<b:Sources xmlns:b="http://schemas.openxmlformats.org/officeDocument/2006/bibliography" xmlns="http://schemas.openxmlformats.org/officeDocument/2006/bibliography" SelectedStyle="\APASixthEditionOfficeOnline.xsl" StyleName="APA" Version="6"/>
 </file>
 
-<file path=customXml/itemProps3.xml><?xml version="1.0" encoding="utf-8"?>
+<file path=customXml/itemProps1.xml><?xml version="1.0" encoding="utf-8"?>
 <ds:datastoreItem xmlns:ds="http://schemas.openxmlformats.org/officeDocument/2006/customXml" ds:itemID="{2565A03E-28DF-494F-BAE7-C32272330B83}">
   <ds:schemaRefs>
     <ds:schemaRef ds:uri="http://schemas.microsoft.com/office/2006/metadata/contentType"/>
@@ -6523,10 +6412,27 @@
 </ds:datastoreItem>
 </file>
 
-<file path=customXml/itemProps4.xml><?xml version="1.0" encoding="utf-8"?>
+<file path=customXml/itemProps2.xml><?xml version="1.0" encoding="utf-8"?>
 <ds:datastoreItem xmlns:ds="http://schemas.openxmlformats.org/officeDocument/2006/customXml" ds:itemID="{62938047-4573-473E-BF0E-290566D59595}">
   <ds:schemaRefs>
     <ds:schemaRef ds:uri="http://schemas.microsoft.com/sharepoint/v3/contenttype/forms"/>
   </ds:schemaRefs>
 </ds:datastoreItem>
+</file>
+
+<file path=customXml/itemProps3.xml><?xml version="1.0" encoding="utf-8"?>
+<ds:datastoreItem xmlns:ds="http://schemas.openxmlformats.org/officeDocument/2006/customXml" ds:itemID="{B81975BD-F3A5-4B76-88D3-92416F194EA7}">
+  <ds:schemaRefs>
+    <ds:schemaRef ds:uri="http://schemas.microsoft.com/office/2006/metadata/properties"/>
+    <ds:schemaRef ds:uri="http://schemas.microsoft.com/office/infopath/2007/PartnerControls"/>
+  </ds:schemaRefs>
+</ds:datastoreItem>
+</file>
+
+<file path=customXml/itemProps4.xml><?xml version="1.0" encoding="utf-8"?>
+<ds:datastoreItem xmlns:ds="http://schemas.openxmlformats.org/officeDocument/2006/customXml" ds:itemID="{2CDFF8FE-BF0C-42DA-AA01-C71B0B153D14}">
+  <ds:schemaRefs>
+    <ds:schemaRef ds:uri="http://schemas.openxmlformats.org/officeDocument/2006/bibliography"/>
+  </ds:schemaRefs>
+</ds:datastoreItem>
 </file>